--- a/CMPSC132_Report.docx
+++ b/CMPSC132_Report.docx
@@ -35,12 +35,14 @@
         </w:rPr>
         <w:t xml:space="preserve">Dr. </w:t>
       </w:r>
+      <w:proofErr w:type="spellStart"/>
       <w:r>
         <w:rPr>
           <w:rFonts w:ascii="Times New Roman" w:hAnsi="Times New Roman"/>
         </w:rPr>
         <w:t>Kambhampaty</w:t>
       </w:r>
+      <w:proofErr w:type="spellEnd"/>
     </w:p>
     <w:p>
       <w:pPr>
@@ -401,36 +403,42 @@
         </w:rPr>
         <w:t xml:space="preserve">Each player has three functions, </w:t>
       </w:r>
+      <w:proofErr w:type="spellStart"/>
       <w:r>
         <w:rPr>
           <w:rFonts w:ascii="Times New Roman" w:hAnsi="Times New Roman"/>
         </w:rPr>
         <w:t>update_position</w:t>
       </w:r>
+      <w:proofErr w:type="spellEnd"/>
       <w:r>
         <w:rPr>
           <w:rFonts w:ascii="Times New Roman" w:hAnsi="Times New Roman"/>
         </w:rPr>
         <w:t xml:space="preserve"> for when they move, </w:t>
       </w:r>
+      <w:proofErr w:type="spellStart"/>
       <w:r>
         <w:rPr>
           <w:rFonts w:ascii="Times New Roman" w:hAnsi="Times New Roman"/>
         </w:rPr>
         <w:t>hit_snake</w:t>
       </w:r>
+      <w:proofErr w:type="spellEnd"/>
       <w:r>
         <w:rPr>
           <w:rFonts w:ascii="Times New Roman" w:hAnsi="Times New Roman"/>
         </w:rPr>
         <w:t xml:space="preserve"> for when they hit a snake, and </w:t>
       </w:r>
+      <w:proofErr w:type="spellStart"/>
       <w:r>
         <w:rPr>
           <w:rFonts w:ascii="Times New Roman" w:hAnsi="Times New Roman"/>
         </w:rPr>
         <w:t>hit_ladder</w:t>
       </w:r>
+      <w:proofErr w:type="spellEnd"/>
       <w:r>
         <w:rPr>
           <w:rFonts w:ascii="Times New Roman" w:hAnsi="Times New Roman"/>
@@ -551,12 +559,14 @@
         </w:rPr>
         <w:t xml:space="preserve">the functions </w:t>
       </w:r>
+      <w:proofErr w:type="spellStart"/>
       <w:r>
         <w:rPr>
           <w:rFonts w:ascii="Times New Roman" w:hAnsi="Times New Roman"/>
         </w:rPr>
         <w:t>display_board</w:t>
       </w:r>
+      <w:proofErr w:type="spellEnd"/>
       <w:r>
         <w:rPr>
           <w:rFonts w:ascii="Times New Roman" w:hAnsi="Times New Roman"/>
@@ -567,8 +577,16 @@
         <w:rPr>
           <w:rFonts w:ascii="Times New Roman" w:hAnsi="Times New Roman"/>
         </w:rPr>
-        <w:t>_format_board</w:t>
-      </w:r>
+        <w:t>_</w:t>
+      </w:r>
+      <w:proofErr w:type="spellStart"/>
+      <w:r>
+        <w:rPr>
+          <w:rFonts w:ascii="Times New Roman" w:hAnsi="Times New Roman"/>
+        </w:rPr>
+        <w:t>format_board</w:t>
+      </w:r>
+      <w:proofErr w:type="spellEnd"/>
       <w:r>
         <w:rPr>
           <w:rFonts w:ascii="Times New Roman" w:hAnsi="Times New Roman"/>
@@ -664,11 +682,6 @@
           <w:rFonts w:ascii="Times New Roman" w:hAnsi="Times New Roman"/>
         </w:rPr>
         <w:tab/>
-      </w:r>
-      <w:r>
-        <w:rPr>
-          <w:rFonts w:ascii="Times New Roman" w:hAnsi="Times New Roman"/>
-        </w:rPr>
         <w:t xml:space="preserve">For the board I used a </w:t>
       </w:r>
       <w:r>
@@ -748,36 +761,42 @@
         </w:rPr>
         <w:t xml:space="preserve">Additionally, the game class has the functions, </w:t>
       </w:r>
+      <w:proofErr w:type="spellStart"/>
       <w:r>
         <w:rPr>
           <w:rFonts w:ascii="Times New Roman" w:hAnsi="Times New Roman"/>
         </w:rPr>
         <w:t>roll_dice</w:t>
       </w:r>
+      <w:proofErr w:type="spellEnd"/>
       <w:r>
         <w:rPr>
           <w:rFonts w:ascii="Times New Roman" w:hAnsi="Times New Roman"/>
         </w:rPr>
         <w:t xml:space="preserve">, </w:t>
       </w:r>
+      <w:proofErr w:type="spellStart"/>
       <w:r>
         <w:rPr>
           <w:rFonts w:ascii="Times New Roman" w:hAnsi="Times New Roman"/>
         </w:rPr>
         <w:t>clear_screen</w:t>
       </w:r>
+      <w:proofErr w:type="spellEnd"/>
       <w:r>
         <w:rPr>
           <w:rFonts w:ascii="Times New Roman" w:hAnsi="Times New Roman"/>
         </w:rPr>
         <w:t xml:space="preserve">, </w:t>
       </w:r>
+      <w:proofErr w:type="spellStart"/>
       <w:r>
         <w:rPr>
           <w:rFonts w:ascii="Times New Roman" w:hAnsi="Times New Roman"/>
         </w:rPr>
         <w:t>determine_turn</w:t>
       </w:r>
+      <w:proofErr w:type="spellEnd"/>
       <w:r>
         <w:rPr>
           <w:rFonts w:ascii="Times New Roman" w:hAnsi="Times New Roman"/>
@@ -790,12 +809,14 @@
         </w:rPr>
         <w:t xml:space="preserve">and </w:t>
       </w:r>
+      <w:proofErr w:type="spellStart"/>
       <w:r>
         <w:rPr>
           <w:rFonts w:ascii="Times New Roman" w:hAnsi="Times New Roman"/>
         </w:rPr>
         <w:t>offer_replay</w:t>
       </w:r>
+      <w:proofErr w:type="spellEnd"/>
       <w:r>
         <w:rPr>
           <w:rFonts w:ascii="Times New Roman" w:hAnsi="Times New Roman"/>
@@ -818,7 +839,14 @@
         <w:rPr>
           <w:rFonts w:ascii="Times New Roman" w:hAnsi="Times New Roman"/>
         </w:rPr>
-        <w:t>. It also has run</w:t>
+        <w:t xml:space="preserve">. It also has </w:t>
+      </w:r>
+      <w:proofErr w:type="spellStart"/>
+      <w:r>
+        <w:rPr>
+          <w:rFonts w:ascii="Times New Roman" w:hAnsi="Times New Roman"/>
+        </w:rPr>
+        <w:t>run</w:t>
       </w:r>
       <w:r>
         <w:rPr>
@@ -832,11 +860,72 @@
         </w:rPr>
         <w:t>game</w:t>
       </w:r>
-      <w:r>
-        <w:rPr>
-          <w:rFonts w:ascii="Times New Roman" w:hAnsi="Times New Roman"/>
-        </w:rPr>
-        <w:t xml:space="preserve">, which is the main staple running while each game is played. Outside of </w:t>
+      <w:proofErr w:type="spellEnd"/>
+      <w:r>
+        <w:rPr>
+          <w:rFonts w:ascii="Times New Roman" w:hAnsi="Times New Roman"/>
+        </w:rPr>
+        <w:t xml:space="preserve">, which is the main staple running while each game is played. </w:t>
+      </w:r>
+      <w:r>
+        <w:rPr>
+          <w:rFonts w:ascii="Times New Roman" w:hAnsi="Times New Roman"/>
+        </w:rPr>
+        <w:t xml:space="preserve">In </w:t>
+      </w:r>
+      <w:proofErr w:type="spellStart"/>
+      <w:r>
+        <w:rPr>
+          <w:rFonts w:ascii="Times New Roman" w:hAnsi="Times New Roman"/>
+        </w:rPr>
+        <w:t>run_game</w:t>
+      </w:r>
+      <w:proofErr w:type="spellEnd"/>
+      <w:r>
+        <w:rPr>
+          <w:rFonts w:ascii="Times New Roman" w:hAnsi="Times New Roman"/>
+        </w:rPr>
+        <w:t xml:space="preserve">, I utilized </w:t>
+      </w:r>
+      <w:proofErr w:type="spellStart"/>
+      <w:proofErr w:type="gramStart"/>
+      <w:r>
+        <w:rPr>
+          <w:rFonts w:ascii="Times New Roman" w:hAnsi="Times New Roman"/>
+        </w:rPr>
+        <w:t>t</w:t>
+      </w:r>
+      <w:r>
+        <w:rPr>
+          <w:rFonts w:ascii="Times New Roman" w:hAnsi="Times New Roman"/>
+        </w:rPr>
+        <w:t>ime.sleep</w:t>
+      </w:r>
+      <w:proofErr w:type="spellEnd"/>
+      <w:proofErr w:type="gramEnd"/>
+      <w:r>
+        <w:rPr>
+          <w:rFonts w:ascii="Times New Roman" w:hAnsi="Times New Roman"/>
+        </w:rPr>
+        <w:t xml:space="preserve"> to allow the player to read output</w:t>
+      </w:r>
+      <w:r>
+        <w:rPr>
+          <w:rFonts w:ascii="Times New Roman" w:hAnsi="Times New Roman"/>
+        </w:rPr>
+        <w:t xml:space="preserve"> and add suspense</w:t>
+      </w:r>
+      <w:r>
+        <w:rPr>
+          <w:rFonts w:ascii="Times New Roman" w:hAnsi="Times New Roman"/>
+        </w:rPr>
+        <w:t xml:space="preserve">. </w:t>
+      </w:r>
+      <w:r>
+        <w:rPr>
+          <w:rFonts w:ascii="Times New Roman" w:hAnsi="Times New Roman"/>
+        </w:rPr>
+        <w:t xml:space="preserve">Outside of </w:t>
       </w:r>
       <w:r>
         <w:rPr>
@@ -904,6 +993,7 @@
         </w:rPr>
         <w:t xml:space="preserve"> just </w:t>
       </w:r>
+      <w:proofErr w:type="gramStart"/>
       <w:r>
         <w:rPr>
           <w:rFonts w:ascii="Times New Roman" w:hAnsi="Times New Roman"/>
@@ -914,7 +1004,14 @@
         <w:rPr>
           <w:rFonts w:ascii="Times New Roman" w:hAnsi="Times New Roman"/>
         </w:rPr>
-        <w:t xml:space="preserve">to not enter </w:t>
+        <w:t>to</w:t>
+      </w:r>
+      <w:proofErr w:type="gramEnd"/>
+      <w:r>
+        <w:rPr>
+          <w:rFonts w:ascii="Times New Roman" w:hAnsi="Times New Roman"/>
+        </w:rPr>
+        <w:t xml:space="preserve"> not enter </w:t>
       </w:r>
       <w:r>
         <w:rPr>
@@ -1136,20 +1233,20 @@
         <w:rPr>
           <w:rFonts w:ascii="Times New Roman" w:hAnsi="Times New Roman"/>
         </w:rPr>
-        <w:t xml:space="preserve"> functions to retrieve and alter their positions</w:t>
-      </w:r>
-      <w:r>
-        <w:rPr>
-          <w:rFonts w:ascii="Times New Roman" w:hAnsi="Times New Roman"/>
-        </w:rPr>
-        <w:t xml:space="preserve">. Another cool feature could be to allow the players to choose their own names. </w:t>
+        <w:t xml:space="preserve"> functions to retrieve and alter their </w:t>
       </w:r>
       <w:r>
         <w:rPr>
           <w:rFonts w:ascii="Times New Roman" w:hAnsi="Times New Roman"/>
         </w:rPr>
         <w:lastRenderedPageBreak/>
-        <w:t>Utilizing the id variable</w:t>
+        <w:t>positions</w:t>
+      </w:r>
+      <w:r>
+        <w:rPr>
+          <w:rFonts w:ascii="Times New Roman" w:hAnsi="Times New Roman"/>
+        </w:rPr>
+        <w:t>. Another cool feature could be to allow the players to choose their own names. Utilizing the id variable</w:t>
       </w:r>
       <w:r>
         <w:rPr>
@@ -2032,6 +2129,7 @@
   <w:style w:type="character" w:default="1" w:styleId="DefaultParagraphFont">
     <w:name w:val="Default Paragraph Font"/>
     <w:uiPriority w:val="1"/>
+    <w:semiHidden/>
     <w:unhideWhenUsed/>
   </w:style>
   <w:style w:type="table" w:default="1" w:styleId="TableNormal">
